--- a/Mapped Curriculum Lesson - Supplemental Material/Grade 7/Lesson 16 - Text Length and Lines/Text Length and Lines - Worksheet.docx
+++ b/Mapped Curriculum Lesson - Supplemental Material/Grade 7/Lesson 16 - Text Length and Lines/Text Length and Lines - Worksheet.docx
@@ -842,20 +842,46 @@
         <w:rPr>
           <w:color w:val="080808"/>
         </w:rPr>
-        <w:t xml:space="preserve">Remove spaces from the start and end of [message] before displaying and counting it. Test </w:t>
+        <w:t xml:space="preserve">Use </w:t>
+      </w:r>
+      <w:r>
+        <w:rPr>
+          <w:color w:val="1750EB"/>
+          <w:rFonts w:ascii="Consolas" w:hAnsi="Consolas"/>
+        </w:rPr>
+        <w:t>strip()</w:t>
+      </w:r>
+      <w:r>
+        <w:rPr>
+          <w:color w:val="080808"/>
+        </w:rPr>
+        <w:t xml:space="preserve"> to remove spaces from the start and end of [message] before using </w:t>
+      </w:r>
+      <w:r>
+        <w:rPr>
+          <w:color w:val="1750EB"/>
+          <w:rFonts w:ascii="Consolas" w:hAnsi="Consolas"/>
+        </w:rPr>
+        <w:t>len()</w:t>
+      </w:r>
+      <w:r>
+        <w:rPr>
+          <w:color w:val="080808"/>
+        </w:rPr>
+        <w:t xml:space="preserve">. Store the new length in [character_count]. Test </w:t>
       </w:r>
       <w:r>
         <w:rPr>
           <w:color w:val="067D17"/>
           <w:rFonts w:ascii="Consolas" w:hAnsi="Consolas"/>
         </w:rPr>
-        <w:t>"Code now"</w:t>
-      </w:r>
-      <w:r>
-        <w:rPr>
-          <w:color w:val="080808"/>
-        </w:rPr>
-        <w:t xml:space="preserve"> with two spaces before and after it; the message should display as </w:t>
+        <w:t xml:space="preserve">"  Code now  "</w:t>
+      </w:r>
+      <w:r>
+        <w:rPr>
+          <w:color w:val="080808"/>
+        </w:rPr>
+        <w:t xml:space="preserve">; display </w:t>
       </w:r>
       <w:r>
         <w:rPr>
@@ -868,7 +894,20 @@
         <w:rPr>
           <w:color w:val="080808"/>
         </w:rPr>
-        <w:t xml:space="preserve"> and the count should be 8.</w:t>
+        <w:t xml:space="preserve"> on the message line and </w:t>
+      </w:r>
+      <w:r>
+        <w:rPr>
+          <w:color w:val="067D17"/>
+          <w:rFonts w:ascii="Consolas" w:hAnsi="Consolas"/>
+        </w:rPr>
+        <w:t>"Characters: 8"</w:t>
+      </w:r>
+      <w:r>
+        <w:rPr>
+          <w:color w:val="080808"/>
+        </w:rPr>
+        <w:t xml:space="preserve"> on the final line.</w:t>
       </w:r>
     </w:p>
     <w:p w14:noSpellErr="1">
@@ -958,34 +997,7 @@
         <w:rPr>
           <w:color w:val="080808"/>
         </w:rPr>
-        <w:t>Collect a title and a subtitle. Display both on separate lines, then display a labelled character count for each one.</w:t>
-      </w:r>
-    </w:p>
-    <w:p>
-      <w:pPr>
-        <w:spacing w:before="0" w:after="0" w:line="120" w:lineRule="exact"/>
-      </w:pPr>
-    </w:p>
-    <w:p>
-      <w:pPr>
-        <w:pStyle w:val="Heading2"/>
-      </w:pPr>
-      <w:r>
-        <w:t>Challenge 3</w:t>
-      </w:r>
-    </w:p>
-    <w:p>
-      <w:pPr>
-        <w:spacing w:line="276" w:lineRule="auto" w:before="0" w:after="0"/>
-        <w:rPr>
-          <w:noProof/>
-        </w:rPr>
-      </w:pPr>
-      <w:r>
-        <w:rPr>
-          <w:color w:val="080808"/>
-        </w:rPr>
-        <w:t xml:space="preserve">Create a two-line poster checker. Ask for a heading and one instruction, display the poster on two lines, and report the combined character count using the two </w:t>
+        <w:t xml:space="preserve">Ask for a title and store it in [title]. Ask for a subtitle and store it in [subtitle]. Display the title and subtitle on separate lines, followed by a labelled </w:t>
       </w:r>
       <w:r>
         <w:rPr>
@@ -998,7 +1010,164 @@
         <w:rPr>
           <w:color w:val="080808"/>
         </w:rPr>
-        <w:t xml:space="preserve"> results.</w:t>
+        <w:t xml:space="preserve"> result for each one. Test </w:t>
+      </w:r>
+      <w:r>
+        <w:rPr>
+          <w:color w:val="067D17"/>
+          <w:rFonts w:ascii="Consolas" w:hAnsi="Consolas"/>
+        </w:rPr>
+        <w:t>"Code Club"</w:t>
+      </w:r>
+      <w:r>
+        <w:rPr>
+          <w:color w:val="080808"/>
+        </w:rPr>
+        <w:t xml:space="preserve"> and </w:t>
+      </w:r>
+      <w:r>
+        <w:rPr>
+          <w:color w:val="067D17"/>
+          <w:rFonts w:ascii="Consolas" w:hAnsi="Consolas"/>
+        </w:rPr>
+        <w:t>"Join today"</w:t>
+      </w:r>
+      <w:r>
+        <w:rPr>
+          <w:color w:val="080808"/>
+        </w:rPr>
+        <w:t xml:space="preserve">; display </w:t>
+      </w:r>
+      <w:r>
+        <w:rPr>
+          <w:color w:val="067D17"/>
+          <w:rFonts w:ascii="Consolas" w:hAnsi="Consolas"/>
+        </w:rPr>
+        <w:t>"Title characters: 9"</w:t>
+      </w:r>
+      <w:r>
+        <w:rPr>
+          <w:color w:val="080808"/>
+        </w:rPr>
+        <w:t xml:space="preserve"> and </w:t>
+      </w:r>
+      <w:r>
+        <w:rPr>
+          <w:color w:val="067D17"/>
+          <w:rFonts w:ascii="Consolas" w:hAnsi="Consolas"/>
+        </w:rPr>
+        <w:t>"Subtitle characters: 10"</w:t>
+      </w:r>
+      <w:r>
+        <w:rPr>
+          <w:color w:val="080808"/>
+        </w:rPr>
+        <w:t>.</w:t>
+      </w:r>
+    </w:p>
+    <w:p>
+      <w:pPr>
+        <w:spacing w:before="0" w:after="0" w:line="120" w:lineRule="exact"/>
+      </w:pPr>
+    </w:p>
+    <w:p>
+      <w:pPr>
+        <w:pStyle w:val="Heading2"/>
+      </w:pPr>
+      <w:r>
+        <w:t>Challenge 3</w:t>
+      </w:r>
+    </w:p>
+    <w:p>
+      <w:pPr>
+        <w:spacing w:line="276" w:lineRule="auto" w:before="0" w:after="0"/>
+        <w:rPr>
+          <w:noProof/>
+        </w:rPr>
+      </w:pPr>
+      <w:r>
+        <w:rPr>
+          <w:color w:val="080808"/>
+        </w:rPr>
+        <w:t xml:space="preserve">Ask for a poster heading and store it in [heading]. Ask for one instruction and store it in [instruction]. Display [heading] on the first line and [instruction] on the second line by placing \n between them. Add </w:t>
+      </w:r>
+      <w:r>
+        <w:rPr>
+          <w:color w:val="1750EB"/>
+          <w:rFonts w:ascii="Consolas" w:hAnsi="Consolas"/>
+        </w:rPr>
+        <w:t>len</w:t>
+      </w:r>
+      <w:r>
+        <w:rPr>
+          <w:color w:val="080808"/>
+        </w:rPr>
+        <w:t xml:space="preserve">(heading) and </w:t>
+      </w:r>
+      <w:r>
+        <w:rPr>
+          <w:color w:val="1750EB"/>
+          <w:rFonts w:ascii="Consolas" w:hAnsi="Consolas"/>
+        </w:rPr>
+        <w:t>len</w:t>
+      </w:r>
+      <w:r>
+        <w:rPr>
+          <w:color w:val="080808"/>
+        </w:rPr>
+        <w:t xml:space="preserve">(instruction), then display </w:t>
+      </w:r>
+      <w:r>
+        <w:rPr>
+          <w:color w:val="067D17"/>
+          <w:rFonts w:ascii="Consolas" w:hAnsi="Consolas"/>
+        </w:rPr>
+        <w:t>"Combined characters:"</w:t>
+      </w:r>
+      <w:r>
+        <w:rPr>
+          <w:color w:val="080808"/>
+        </w:rPr>
+        <w:t xml:space="preserve"> followed by the result. Test </w:t>
+      </w:r>
+      <w:r>
+        <w:rPr>
+          <w:color w:val="067D17"/>
+          <w:rFonts w:ascii="Consolas" w:hAnsi="Consolas"/>
+        </w:rPr>
+        <w:t>"Welcome"</w:t>
+      </w:r>
+      <w:r>
+        <w:rPr>
+          <w:color w:val="080808"/>
+        </w:rPr>
+        <w:t xml:space="preserve"> and </w:t>
+      </w:r>
+      <w:r>
+        <w:rPr>
+          <w:color w:val="067D17"/>
+          <w:rFonts w:ascii="Consolas" w:hAnsi="Consolas"/>
+        </w:rPr>
+        <w:t>"Sit here"</w:t>
+      </w:r>
+      <w:r>
+        <w:rPr>
+          <w:color w:val="080808"/>
+        </w:rPr>
+        <w:t xml:space="preserve">; display </w:t>
+      </w:r>
+      <w:r>
+        <w:rPr>
+          <w:color w:val="067D17"/>
+          <w:rFonts w:ascii="Consolas" w:hAnsi="Consolas"/>
+        </w:rPr>
+        <w:t>"Combined characters: 15"</w:t>
+      </w:r>
+      <w:r>
+        <w:rPr>
+          <w:color w:val="080808"/>
+        </w:rPr>
+        <w:t>.</w:t>
       </w:r>
     </w:p>
     <w:p>

--- a/Mapped Curriculum Lesson - Supplemental Material/Grade 7/Lesson 16 - Text Length and Lines/Text Length and Lines - Worksheet.docx
+++ b/Mapped Curriculum Lesson - Supplemental Material/Grade 7/Lesson 16 - Text Length and Lines/Text Length and Lines - Worksheet.docx
@@ -842,12 +842,14 @@
         <w:rPr>
           <w:color w:val="080808"/>
         </w:rPr>
-        <w:t xml:space="preserve">Use </w:t>
+        <w:t xml:space="preserve">Change the example so it uses </w:t>
       </w:r>
       <w:r>
         <w:rPr>
           <w:color w:val="1750EB"/>
-          <w:rFonts w:ascii="Consolas" w:hAnsi="Consolas"/>
+          <w:rFonts w:ascii="JetBrains Mono" w:hAnsi="JetBrains Mono"/>
+          <w:sz w:val="20"/>
+          <w:szCs w:val="20"/>
         </w:rPr>
         <w:t>strip()</w:t>
       </w:r>
@@ -855,12 +857,30 @@
         <w:rPr>
           <w:color w:val="080808"/>
         </w:rPr>
-        <w:t xml:space="preserve"> to remove spaces from the start and end of [message] before using </w:t>
+        <w:t xml:space="preserve"> on </w:t>
+      </w:r>
+      <w:r>
+        <w:rPr>
+          <w:color w:val="6A1B9A"/>
+          <w:rFonts w:ascii="JetBrains Mono" w:hAnsi="JetBrains Mono"/>
+          <w:sz w:val="20"/>
+          <w:szCs w:val="20"/>
+          <w:shd w:val="clear" w:color="auto" w:fill="ECEAF4"/>
+        </w:rPr>
+        <w:t> message </w:t>
+      </w:r>
+      <w:r>
+        <w:rPr>
+          <w:color w:val="080808"/>
+        </w:rPr>
+        <w:t xml:space="preserve"> before counting its characters with </w:t>
       </w:r>
       <w:r>
         <w:rPr>
           <w:color w:val="1750EB"/>
-          <w:rFonts w:ascii="Consolas" w:hAnsi="Consolas"/>
+          <w:rFonts w:ascii="JetBrains Mono" w:hAnsi="JetBrains Mono"/>
+          <w:sz w:val="20"/>
+          <w:szCs w:val="20"/>
         </w:rPr>
         <w:t>len()</w:t>
       </w:r>
@@ -868,12 +888,14 @@
         <w:rPr>
           <w:color w:val="080808"/>
         </w:rPr>
-        <w:t xml:space="preserve">. Store the new length in [character_count]. Test </w:t>
+        <w:t xml:space="preserve">. For example, </w:t>
       </w:r>
       <w:r>
         <w:rPr>
           <w:color w:val="067D17"/>
-          <w:rFonts w:ascii="Consolas" w:hAnsi="Consolas"/>
+          <w:rFonts w:ascii="JetBrains Mono" w:hAnsi="JetBrains Mono"/>
+          <w:sz w:val="20"/>
+          <w:szCs w:val="20"/>
         </w:rPr>
         <w:t xml:space="preserve">"  Code now  "</w:t>
       </w:r>
@@ -881,12 +903,14 @@
         <w:rPr>
           <w:color w:val="080808"/>
         </w:rPr>
-        <w:t xml:space="preserve">; display </w:t>
+        <w:t xml:space="preserve"> displays </w:t>
       </w:r>
       <w:r>
         <w:rPr>
           <w:color w:val="067D17"/>
-          <w:rFonts w:ascii="Consolas" w:hAnsi="Consolas"/>
+          <w:rFonts w:ascii="JetBrains Mono" w:hAnsi="JetBrains Mono"/>
+          <w:sz w:val="20"/>
+          <w:szCs w:val="20"/>
         </w:rPr>
         <w:t>"Code now"</w:t>
       </w:r>
@@ -894,12 +918,14 @@
         <w:rPr>
           <w:color w:val="080808"/>
         </w:rPr>
-        <w:t xml:space="preserve"> on the message line and </w:t>
+        <w:t xml:space="preserve"> and </w:t>
       </w:r>
       <w:r>
         <w:rPr>
           <w:color w:val="067D17"/>
-          <w:rFonts w:ascii="Consolas" w:hAnsi="Consolas"/>
+          <w:rFonts w:ascii="JetBrains Mono" w:hAnsi="JetBrains Mono"/>
+          <w:sz w:val="20"/>
+          <w:szCs w:val="20"/>
         </w:rPr>
         <w:t>"Characters: 8"</w:t>
       </w:r>
@@ -907,7 +933,7 @@
         <w:rPr>
           <w:color w:val="080808"/>
         </w:rPr>
-        <w:t xml:space="preserve"> on the final line.</w:t>
+        <w:t>.</w:t>
       </w:r>
     </w:p>
     <w:p w14:noSpellErr="1">
@@ -997,12 +1023,61 @@
         <w:rPr>
           <w:color w:val="080808"/>
         </w:rPr>
-        <w:t xml:space="preserve">Ask for a title and store it in [title]. Ask for a subtitle and store it in [subtitle]. Display the title and subtitle on separate lines, followed by a labelled </w:t>
+        <w:t xml:space="preserve">Change the example so it asks for </w:t>
+      </w:r>
+      <w:r>
+        <w:rPr>
+          <w:color w:val="6A1B9A"/>
+          <w:rFonts w:ascii="JetBrains Mono" w:hAnsi="JetBrains Mono"/>
+          <w:sz w:val="20"/>
+          <w:szCs w:val="20"/>
+          <w:shd w:val="clear" w:color="auto" w:fill="ECEAF4"/>
+        </w:rPr>
+        <w:t> title </w:t>
+      </w:r>
+      <w:r>
+        <w:rPr>
+          <w:color w:val="080808"/>
+        </w:rPr>
+        <w:t xml:space="preserve"> and </w:t>
+      </w:r>
+      <w:r>
+        <w:rPr>
+          <w:color w:val="6A1B9A"/>
+          <w:rFonts w:ascii="JetBrains Mono" w:hAnsi="JetBrains Mono"/>
+          <w:sz w:val="20"/>
+          <w:szCs w:val="20"/>
+          <w:shd w:val="clear" w:color="auto" w:fill="ECEAF4"/>
+        </w:rPr>
+        <w:t> subtitle </w:t>
+      </w:r>
+      <w:r>
+        <w:rPr>
+          <w:color w:val="080808"/>
+        </w:rPr>
+        <w:t xml:space="preserve">. Display them on separate lines after </w:t>
+      </w:r>
+      <w:r>
+        <w:rPr>
+          <w:color w:val="067D17"/>
+          <w:rFonts w:ascii="JetBrains Mono" w:hAnsi="JetBrains Mono"/>
+          <w:sz w:val="20"/>
+          <w:szCs w:val="20"/>
+        </w:rPr>
+        <w:t>"Text:"</w:t>
+      </w:r>
+      <w:r>
+        <w:rPr>
+          <w:color w:val="080808"/>
+        </w:rPr>
+        <w:t xml:space="preserve">, then use </w:t>
       </w:r>
       <w:r>
         <w:rPr>
           <w:color w:val="1750EB"/>
-          <w:rFonts w:ascii="Consolas" w:hAnsi="Consolas"/>
+          <w:rFonts w:ascii="JetBrains Mono" w:hAnsi="JetBrains Mono"/>
+          <w:sz w:val="20"/>
+          <w:szCs w:val="20"/>
         </w:rPr>
         <w:t>len()</w:t>
       </w:r>
@@ -1010,12 +1085,44 @@
         <w:rPr>
           <w:color w:val="080808"/>
         </w:rPr>
-        <w:t xml:space="preserve"> result for each one. Test </w:t>
+        <w:t xml:space="preserve"> to display </w:t>
       </w:r>
       <w:r>
         <w:rPr>
           <w:color w:val="067D17"/>
-          <w:rFonts w:ascii="Consolas" w:hAnsi="Consolas"/>
+          <w:rFonts w:ascii="JetBrains Mono" w:hAnsi="JetBrains Mono"/>
+          <w:sz w:val="20"/>
+          <w:szCs w:val="20"/>
+        </w:rPr>
+        <w:t>"Title characters:"</w:t>
+      </w:r>
+      <w:r>
+        <w:rPr>
+          <w:color w:val="080808"/>
+        </w:rPr>
+        <w:t xml:space="preserve"> and </w:t>
+      </w:r>
+      <w:r>
+        <w:rPr>
+          <w:color w:val="067D17"/>
+          <w:rFonts w:ascii="JetBrains Mono" w:hAnsi="JetBrains Mono"/>
+          <w:sz w:val="20"/>
+          <w:szCs w:val="20"/>
+        </w:rPr>
+        <w:t>"Subtitle characters:"</w:t>
+      </w:r>
+      <w:r>
+        <w:rPr>
+          <w:color w:val="080808"/>
+        </w:rPr>
+        <w:t xml:space="preserve"> with each count. For example, </w:t>
+      </w:r>
+      <w:r>
+        <w:rPr>
+          <w:color w:val="067D17"/>
+          <w:rFonts w:ascii="JetBrains Mono" w:hAnsi="JetBrains Mono"/>
+          <w:sz w:val="20"/>
+          <w:szCs w:val="20"/>
         </w:rPr>
         <w:t>"Code Club"</w:t>
       </w:r>
@@ -1028,7 +1135,9 @@
       <w:r>
         <w:rPr>
           <w:color w:val="067D17"/>
-          <w:rFonts w:ascii="Consolas" w:hAnsi="Consolas"/>
+          <w:rFonts w:ascii="JetBrains Mono" w:hAnsi="JetBrains Mono"/>
+          <w:sz w:val="20"/>
+          <w:szCs w:val="20"/>
         </w:rPr>
         <w:t>"Join today"</w:t>
       </w:r>
@@ -1036,14 +1145,103 @@
         <w:rPr>
           <w:color w:val="080808"/>
         </w:rPr>
-        <w:t xml:space="preserve">; display </w:t>
+        <w:t xml:space="preserve"> give 9 and 10.</w:t>
+      </w:r>
+    </w:p>
+    <w:p>
+      <w:pPr>
+        <w:spacing w:before="0" w:after="0" w:line="120" w:lineRule="exact"/>
+      </w:pPr>
+    </w:p>
+    <w:p>
+      <w:pPr>
+        <w:pStyle w:val="Heading2"/>
+      </w:pPr>
+      <w:r>
+        <w:t>Challenge 3</w:t>
+      </w:r>
+    </w:p>
+    <w:p>
+      <w:pPr>
+        <w:spacing w:line="276" w:lineRule="auto" w:before="0" w:after="0"/>
+        <w:rPr>
+          <w:noProof/>
+        </w:rPr>
+      </w:pPr>
+      <w:r>
+        <w:rPr>
+          <w:color w:val="080808"/>
+        </w:rPr>
+        <w:t xml:space="preserve">Create a poster checker that asks for a heading and an instruction. Display them on two lines using </w:t>
       </w:r>
       <w:r>
         <w:rPr>
           <w:color w:val="067D17"/>
-          <w:rFonts w:ascii="Consolas" w:hAnsi="Consolas"/>
-        </w:rPr>
-        <w:t>"Title characters: 9"</w:t>
+          <w:rFonts w:ascii="JetBrains Mono" w:hAnsi="JetBrains Mono"/>
+          <w:sz w:val="20"/>
+          <w:szCs w:val="20"/>
+        </w:rPr>
+        <w:t>"\n"</w:t>
+      </w:r>
+      <w:r>
+        <w:rPr>
+          <w:color w:val="080808"/>
+        </w:rPr>
+        <w:t xml:space="preserve">. Add the two </w:t>
+      </w:r>
+      <w:r>
+        <w:rPr>
+          <w:color w:val="1750EB"/>
+          <w:rFonts w:ascii="JetBrains Mono" w:hAnsi="JetBrains Mono"/>
+          <w:sz w:val="20"/>
+          <w:szCs w:val="20"/>
+        </w:rPr>
+        <w:t>len()</w:t>
+      </w:r>
+      <w:r>
+        <w:rPr>
+          <w:color w:val="080808"/>
+        </w:rPr>
+        <w:t xml:space="preserve"> results and display </w:t>
+      </w:r>
+      <w:r>
+        <w:rPr>
+          <w:color w:val="067D17"/>
+          <w:rFonts w:ascii="JetBrains Mono" w:hAnsi="JetBrains Mono"/>
+          <w:sz w:val="20"/>
+          <w:szCs w:val="20"/>
+        </w:rPr>
+        <w:t>"Combined characters:"</w:t>
+      </w:r>
+      <w:r>
+        <w:rPr>
+          <w:color w:val="080808"/>
+        </w:rPr>
+        <w:t xml:space="preserve"> with the total. If the total is over 20, also display </w:t>
+      </w:r>
+      <w:r>
+        <w:rPr>
+          <w:color w:val="067D17"/>
+          <w:rFonts w:ascii="JetBrains Mono" w:hAnsi="JetBrains Mono"/>
+          <w:sz w:val="20"/>
+          <w:szCs w:val="20"/>
+        </w:rPr>
+        <w:t>"Too long for the poster."</w:t>
+      </w:r>
+      <w:r>
+        <w:rPr>
+          <w:color w:val="080808"/>
+        </w:rPr>
+        <w:t xml:space="preserve"> Test </w:t>
+      </w:r>
+      <w:r>
+        <w:rPr>
+          <w:color w:val="067D17"/>
+          <w:rFonts w:ascii="JetBrains Mono" w:hAnsi="JetBrains Mono"/>
+          <w:sz w:val="20"/>
+          <w:szCs w:val="20"/>
+        </w:rPr>
+        <w:t>"Welcome"</w:t>
       </w:r>
       <w:r>
         <w:rPr>
@@ -1054,114 +1252,11 @@
       <w:r>
         <w:rPr>
           <w:color w:val="067D17"/>
-          <w:rFonts w:ascii="Consolas" w:hAnsi="Consolas"/>
-        </w:rPr>
-        <w:t>"Subtitle characters: 10"</w:t>
-      </w:r>
-      <w:r>
-        <w:rPr>
-          <w:color w:val="080808"/>
-        </w:rPr>
-        <w:t>.</w:t>
-      </w:r>
-    </w:p>
-    <w:p>
-      <w:pPr>
-        <w:spacing w:before="0" w:after="0" w:line="120" w:lineRule="exact"/>
-      </w:pPr>
-    </w:p>
-    <w:p>
-      <w:pPr>
-        <w:pStyle w:val="Heading2"/>
-      </w:pPr>
-      <w:r>
-        <w:t>Challenge 3</w:t>
-      </w:r>
-    </w:p>
-    <w:p>
-      <w:pPr>
-        <w:spacing w:line="276" w:lineRule="auto" w:before="0" w:after="0"/>
-        <w:rPr>
-          <w:noProof/>
-        </w:rPr>
-      </w:pPr>
-      <w:r>
-        <w:rPr>
-          <w:color w:val="080808"/>
-        </w:rPr>
-        <w:t xml:space="preserve">Ask for a poster heading and store it in [heading]. Ask for one instruction and store it in [instruction]. Display [heading] on the first line and [instruction] on the second line by placing \n between them. Add </w:t>
-      </w:r>
-      <w:r>
-        <w:rPr>
-          <w:color w:val="1750EB"/>
-          <w:rFonts w:ascii="Consolas" w:hAnsi="Consolas"/>
-        </w:rPr>
-        <w:t>len</w:t>
-      </w:r>
-      <w:r>
-        <w:rPr>
-          <w:color w:val="080808"/>
-        </w:rPr>
-        <w:t xml:space="preserve">(heading) and </w:t>
-      </w:r>
-      <w:r>
-        <w:rPr>
-          <w:color w:val="1750EB"/>
-          <w:rFonts w:ascii="Consolas" w:hAnsi="Consolas"/>
-        </w:rPr>
-        <w:t>len</w:t>
-      </w:r>
-      <w:r>
-        <w:rPr>
-          <w:color w:val="080808"/>
-        </w:rPr>
-        <w:t xml:space="preserve">(instruction), then display </w:t>
-      </w:r>
-      <w:r>
-        <w:rPr>
-          <w:color w:val="067D17"/>
-          <w:rFonts w:ascii="Consolas" w:hAnsi="Consolas"/>
-        </w:rPr>
-        <w:t>"Combined characters:"</w:t>
-      </w:r>
-      <w:r>
-        <w:rPr>
-          <w:color w:val="080808"/>
-        </w:rPr>
-        <w:t xml:space="preserve"> followed by the result. Test </w:t>
-      </w:r>
-      <w:r>
-        <w:rPr>
-          <w:color w:val="067D17"/>
-          <w:rFonts w:ascii="Consolas" w:hAnsi="Consolas"/>
-        </w:rPr>
-        <w:t>"Welcome"</w:t>
-      </w:r>
-      <w:r>
-        <w:rPr>
-          <w:color w:val="080808"/>
-        </w:rPr>
-        <w:t xml:space="preserve"> and </w:t>
-      </w:r>
-      <w:r>
-        <w:rPr>
-          <w:color w:val="067D17"/>
-          <w:rFonts w:ascii="Consolas" w:hAnsi="Consolas"/>
+          <w:rFonts w:ascii="JetBrains Mono" w:hAnsi="JetBrains Mono"/>
+          <w:sz w:val="20"/>
+          <w:szCs w:val="20"/>
         </w:rPr>
         <w:t>"Sit here"</w:t>
-      </w:r>
-      <w:r>
-        <w:rPr>
-          <w:color w:val="080808"/>
-        </w:rPr>
-        <w:t xml:space="preserve">; display </w:t>
-      </w:r>
-      <w:r>
-        <w:rPr>
-          <w:color w:val="067D17"/>
-          <w:rFonts w:ascii="Consolas" w:hAnsi="Consolas"/>
-        </w:rPr>
-        <w:t>"Combined characters: 15"</w:t>
       </w:r>
       <w:r>
         <w:rPr>
